--- a/lessons/2-3/downloads/reveal/2.6-explain-your-thinking.docx
+++ b/lessons/2-3/downloads/reveal/2.6-explain-your-thinking.docx
@@ -15,7 +15,7 @@
           <w:color w:val="202B33"/>
           <w:sz w:val="36"/>
         </w:rPr>
-        <w:t>Lesson 2.6 Explain Your Thinking</w:t>
+        <w:t>Lesson 2.3 Explain Your Thinking</w:t>
       </w:r>
     </w:p>
     <w:p>
@@ -910,7 +910,7 @@
         <w:color w:val="202B33"/>
         <w:sz w:val="16"/>
       </w:rPr>
-      <w:t xml:space="preserve">October 2026 · Lesson 2.6 Explain Your Thinking · </w:t>
+      <w:t xml:space="preserve">October 2026 · Lesson 2.3 Explain Your Thinking · </w:t>
     </w:r>
     <w:fldSimple w:instr="PAGE"/>
   </w:p>

--- a/lessons/2-3/downloads/reveal/2.6-explain-your-thinking.docx
+++ b/lessons/2-3/downloads/reveal/2.6-explain-your-thinking.docx
@@ -15,7 +15,7 @@
           <w:color w:val="202B33"/>
           <w:sz w:val="36"/>
         </w:rPr>
-        <w:t>Lesson 2.3 Explain Your Thinking</w:t>
+        <w:t>Lesson 2.6 Explain Your Thinking</w:t>
       </w:r>
     </w:p>
     <w:p>
@@ -910,7 +910,7 @@
         <w:color w:val="202B33"/>
         <w:sz w:val="16"/>
       </w:rPr>
-      <w:t xml:space="preserve">October 2026 · Lesson 2.3 Explain Your Thinking · </w:t>
+      <w:t xml:space="preserve">October 2026 · Lesson 2.6 Explain Your Thinking · </w:t>
     </w:r>
     <w:fldSimple w:instr="PAGE"/>
   </w:p>
